--- a/акт_шаблон.docx
+++ b/акт_шаблон.docx
@@ -228,7 +228,7 @@
         <w:rPr>
           <w:rFonts w:ascii="Times New Roman" w:hAnsi="Times New Roman"/>
         </w:rPr>
-        <w:t>Настоящий акт приема-передачи оказанных услуг составлен {{ executor_representative }}, действующий на основании {{ executor_representative }}________________, именуемое в дальнейшем «Исполнитель», с одной стороны, и, Унитарным предприятие по оказанию услуг «А1» (Унитарное предприятие «А1»), именуемое в дальнейшем «Заказчик», в лице начальника управления инфраструктурных решений Левданского Евгения Владимировича, действующего на основании доверенности № 142-2025 от 10.05.2025 г., с другой стороны, о том, что в соответствии с договором от {{ contract_date }} № {{ contract_number }} (далее - Договор) Исполнителем оказаны следующие услуги:</w:t>
+        <w:t>Настоящий акт приема-передачи оказанных услуг составлен {{ executor_representative }}, действующий на основании {{ executor_basis }}, именуемое в дальнейшем «Исполнитель», с одной стороны, и, Унитарным предприятие по оказанию услуг «А1» (Унитарное предприятие «А1»), именуемое в дальнейшем «Заказчик», в лице начальника управления инфраструктурных решений Левданского Евгения Владимировича, действующего на основании доверенности № 142-2025 от 10.05.2025 г., с другой стороны, о том, что в соответствии с договором от {{ contract_date }} № {{ contract_number }} (далее - Договор) Исполнителем оказаны следующие услуги:</w:t>
       </w:r>
     </w:p>
     <w:p>
